--- a/paper/icdm/icdm.docx
+++ b/paper/icdm/icdm.docx
@@ -25,6 +25,16 @@
         <w:br/>
         <w:t>St. Mark's School</w:t>
       </w:r>
+    </w:p>
+    <w:p>
+      <w:pPr>
+        <w:sectPr>
+          <w:pgSz w:w="12240" w:h="15840"/>
+          <w:pgMar w:top="1080" w:right="900" w:bottom="1440" w:left="900" w:header="720" w:footer="720" w:gutter="0"/>
+          <w:cols w:space="720"/>
+          <w:docGrid w:linePitch="360"/>
+        </w:sectPr>
+      </w:pPr>
     </w:p>
     <w:p>
       <w:pPr>
@@ -495,9 +505,10 @@
       </w:r>
     </w:p>
     <w:sectPr>
+      <w:type w:val="continuous"/>
       <w:pgSz w:w="12240" w:h="15840"/>
       <w:pgMar w:top="1080" w:right="900" w:bottom="1440" w:left="900" w:header="720" w:footer="720" w:gutter="0"/>
-      <w:cols w:space="720"/>
+      <w:cols w:space="288" w:num="2"/>
       <w:docGrid w:linePitch="360"/>
     </w:sectPr>
   </w:body>

--- a/paper/icdm/icdm.docx
+++ b/paper/icdm/icdm.docx
@@ -74,6 +74,7 @@
     </w:p>
     <w:p>
       <w:pPr>
+        <w:spacing w:before="120" w:after="60"/>
         <w:jc w:val="center"/>
       </w:pPr>
       <w:r>
@@ -87,6 +88,7 @@
     <w:p>
       <w:pPr>
         <w:spacing w:after="0"/>
+        <w:ind w:firstLine="288"/>
         <w:jc w:val="both"/>
       </w:pPr>
       <w:r>
@@ -99,6 +101,7 @@
     <w:p>
       <w:pPr>
         <w:spacing w:after="0"/>
+        <w:ind w:firstLine="288"/>
         <w:jc w:val="both"/>
       </w:pPr>
       <w:r>
@@ -111,6 +114,7 @@
     <w:p>
       <w:pPr>
         <w:spacing w:after="0"/>
+        <w:ind w:firstLine="288"/>
         <w:jc w:val="both"/>
       </w:pPr>
       <w:r>
@@ -122,6 +126,7 @@
     </w:p>
     <w:p>
       <w:pPr>
+        <w:spacing w:before="120" w:after="60"/>
         <w:jc w:val="center"/>
       </w:pPr>
       <w:r>
@@ -135,6 +140,7 @@
     <w:p>
       <w:pPr>
         <w:spacing w:after="0"/>
+        <w:ind w:firstLine="288"/>
         <w:jc w:val="both"/>
       </w:pPr>
       <w:r>
@@ -147,6 +153,7 @@
     <w:p>
       <w:pPr>
         <w:spacing w:after="0"/>
+        <w:ind w:firstLine="288"/>
         <w:jc w:val="both"/>
       </w:pPr>
       <w:r>
@@ -159,6 +166,7 @@
     <w:p>
       <w:pPr>
         <w:spacing w:after="0"/>
+        <w:ind w:firstLine="288"/>
         <w:jc w:val="both"/>
       </w:pPr>
       <w:r>
@@ -170,6 +178,7 @@
     </w:p>
     <w:p>
       <w:pPr>
+        <w:spacing w:before="120" w:after="60"/>
         <w:jc w:val="center"/>
       </w:pPr>
       <w:r>
@@ -183,6 +192,7 @@
     <w:p>
       <w:pPr>
         <w:spacing w:after="0"/>
+        <w:ind w:firstLine="288"/>
         <w:jc w:val="both"/>
       </w:pPr>
       <w:r>
@@ -195,6 +205,7 @@
     <w:p>
       <w:pPr>
         <w:spacing w:after="0"/>
+        <w:ind w:firstLine="288"/>
         <w:jc w:val="both"/>
       </w:pPr>
       <w:r>
@@ -206,6 +217,7 @@
     </w:p>
     <w:p>
       <w:pPr>
+        <w:spacing w:before="120" w:after="60"/>
         <w:jc w:val="center"/>
       </w:pPr>
       <w:r>
@@ -219,6 +231,7 @@
     <w:p>
       <w:pPr>
         <w:spacing w:after="0"/>
+        <w:ind w:firstLine="288"/>
         <w:jc w:val="both"/>
       </w:pPr>
       <w:r>
@@ -231,6 +244,7 @@
     <w:p>
       <w:pPr>
         <w:spacing w:after="0"/>
+        <w:ind w:firstLine="288"/>
         <w:jc w:val="both"/>
       </w:pPr>
       <w:r>
@@ -243,6 +257,7 @@
     <w:p>
       <w:pPr>
         <w:spacing w:after="0"/>
+        <w:ind w:firstLine="288"/>
         <w:jc w:val="both"/>
       </w:pPr>
       <w:r>
@@ -255,6 +270,7 @@
     <w:p>
       <w:pPr>
         <w:spacing w:after="0"/>
+        <w:ind w:firstLine="288"/>
         <w:jc w:val="both"/>
       </w:pPr>
       <w:r>
@@ -266,6 +282,7 @@
     </w:p>
     <w:p>
       <w:pPr>
+        <w:spacing w:before="120" w:after="60"/>
         <w:jc w:val="center"/>
       </w:pPr>
       <w:r>
@@ -279,6 +296,7 @@
     <w:p>
       <w:pPr>
         <w:spacing w:after="0"/>
+        <w:ind w:firstLine="288"/>
         <w:jc w:val="both"/>
       </w:pPr>
       <w:r>
@@ -291,6 +309,7 @@
     <w:p>
       <w:pPr>
         <w:spacing w:after="0"/>
+        <w:ind w:firstLine="288"/>
         <w:jc w:val="both"/>
       </w:pPr>
       <w:r>
@@ -303,6 +322,7 @@
     <w:p>
       <w:pPr>
         <w:spacing w:after="0"/>
+        <w:ind w:firstLine="288"/>
         <w:jc w:val="both"/>
       </w:pPr>
       <w:r>
@@ -315,6 +335,7 @@
     <w:p>
       <w:pPr>
         <w:spacing w:after="0"/>
+        <w:ind w:firstLine="288"/>
         <w:jc w:val="both"/>
       </w:pPr>
       <w:r>
@@ -327,6 +348,7 @@
     <w:p>
       <w:pPr>
         <w:spacing w:after="0"/>
+        <w:ind w:firstLine="288"/>
         <w:jc w:val="both"/>
       </w:pPr>
       <w:r>
@@ -338,6 +360,7 @@
     </w:p>
     <w:p>
       <w:pPr>
+        <w:spacing w:before="120" w:after="60"/>
         <w:jc w:val="center"/>
       </w:pPr>
       <w:r>
@@ -351,6 +374,7 @@
     <w:p>
       <w:pPr>
         <w:spacing w:after="0"/>
+        <w:ind w:firstLine="288"/>
         <w:jc w:val="both"/>
       </w:pPr>
       <w:r>
@@ -363,6 +387,7 @@
     <w:p>
       <w:pPr>
         <w:spacing w:after="0"/>
+        <w:ind w:firstLine="288"/>
         <w:jc w:val="both"/>
       </w:pPr>
       <w:r>
@@ -374,6 +399,7 @@
     </w:p>
     <w:p>
       <w:pPr>
+        <w:spacing w:before="120" w:after="60"/>
         <w:jc w:val="center"/>
       </w:pPr>
       <w:r>
@@ -387,6 +413,7 @@
     <w:p>
       <w:pPr>
         <w:spacing w:after="0"/>
+        <w:ind w:firstLine="288"/>
         <w:jc w:val="both"/>
       </w:pPr>
       <w:r>

--- a/paper/icdm/icdm.docx
+++ b/paper/icdm/icdm.docx
@@ -46,7 +46,7 @@
           <w:i/>
           <w:sz w:val="18"/>
         </w:rPr>
-        <w:t>Abstract—</w:t>
+        <w:t xml:space="preserve">Abstract: </w:t>
       </w:r>
       <w:r>
         <w:rPr>
@@ -63,7 +63,7 @@
           <w:i/>
           <w:sz w:val="18"/>
         </w:rPr>
-        <w:t>Index Terms—</w:t>
+        <w:t xml:space="preserve">Index Terms: </w:t>
       </w:r>
       <w:r>
         <w:rPr>

--- a/paper/icdm/icdm.docx
+++ b/paper/icdm/icdm.docx
@@ -295,6 +295,1032 @@
     </w:p>
     <w:p>
       <w:pPr>
+        <w:jc w:val="center"/>
+      </w:pPr>
+      <w:r>
+        <w:rPr>
+          <w:b/>
+          <w:sz w:val="16"/>
+        </w:rPr>
+        <w:t>TABLE I</w:t>
+      </w:r>
+    </w:p>
+    <w:p>
+      <w:pPr>
+        <w:jc w:val="center"/>
+      </w:pPr>
+      <w:r>
+        <w:rPr>
+          <w:i/>
+          <w:sz w:val="16"/>
+        </w:rPr>
+        <w:t>The 23 simulants ranked by screening score (0 = friendliest to plants, 1 = riskiest).</w:t>
+      </w:r>
+    </w:p>
+    <w:tbl>
+      <w:tblPr>
+        <w:tblStyle w:val="TableGrid"/>
+        <w:tblW w:type="auto" w:w="0"/>
+        <w:jc w:val="center"/>
+        <w:tblLayout w:type="fixed"/>
+        <w:tblLook w:firstColumn="1" w:firstRow="1" w:lastColumn="0" w:lastRow="0" w:noHBand="0" w:noVBand="1" w:val="04A0"/>
+        <w:tblLayout w:type="fixed"/>
+      </w:tblPr>
+      <w:tblGrid>
+        <w:gridCol w:w="720"/>
+        <w:gridCol w:w="2016"/>
+        <w:gridCol w:w="864"/>
+      </w:tblGrid>
+      <w:tr>
+        <w:tc>
+          <w:tcPr>
+            <w:tcW w:type="dxa" w:w="720"/>
+          </w:tcPr>
+          <w:p>
+            <w:r>
+              <w:rPr>
+                <w:b/>
+                <w:sz w:val="16"/>
+              </w:rPr>
+              <w:t>Rank</w:t>
+            </w:r>
+          </w:p>
+        </w:tc>
+        <w:tc>
+          <w:tcPr>
+            <w:tcW w:type="dxa" w:w="2016"/>
+          </w:tcPr>
+          <w:p>
+            <w:r>
+              <w:rPr>
+                <w:b/>
+                <w:sz w:val="16"/>
+              </w:rPr>
+              <w:t>Simulant</w:t>
+            </w:r>
+          </w:p>
+        </w:tc>
+        <w:tc>
+          <w:tcPr>
+            <w:tcW w:type="dxa" w:w="864"/>
+          </w:tcPr>
+          <w:p>
+            <w:r>
+              <w:rPr>
+                <w:b/>
+                <w:sz w:val="16"/>
+              </w:rPr>
+              <w:t>Score</w:t>
+            </w:r>
+          </w:p>
+        </w:tc>
+      </w:tr>
+      <w:tr>
+        <w:tc>
+          <w:tcPr>
+            <w:tcW w:type="dxa" w:w="720"/>
+          </w:tcPr>
+          <w:p>
+            <w:r>
+              <w:rPr>
+                <w:sz w:val="16"/>
+              </w:rPr>
+              <w:t>1</w:t>
+            </w:r>
+          </w:p>
+        </w:tc>
+        <w:tc>
+          <w:tcPr>
+            <w:tcW w:type="dxa" w:w="2016"/>
+          </w:tcPr>
+          <w:p>
+            <w:r>
+              <w:rPr>
+                <w:sz w:val="16"/>
+              </w:rPr>
+              <w:t>LSS-ISAC-1</w:t>
+            </w:r>
+          </w:p>
+        </w:tc>
+        <w:tc>
+          <w:tcPr>
+            <w:tcW w:type="dxa" w:w="864"/>
+          </w:tcPr>
+          <w:p>
+            <w:r>
+              <w:rPr>
+                <w:sz w:val="16"/>
+              </w:rPr>
+              <w:t>0.00</w:t>
+            </w:r>
+          </w:p>
+        </w:tc>
+      </w:tr>
+      <w:tr>
+        <w:tc>
+          <w:tcPr>
+            <w:tcW w:type="dxa" w:w="720"/>
+          </w:tcPr>
+          <w:p>
+            <w:r>
+              <w:rPr>
+                <w:sz w:val="16"/>
+              </w:rPr>
+              <w:t>2</w:t>
+            </w:r>
+          </w:p>
+        </w:tc>
+        <w:tc>
+          <w:tcPr>
+            <w:tcW w:type="dxa" w:w="2016"/>
+          </w:tcPr>
+          <w:p>
+            <w:r>
+              <w:rPr>
+                <w:sz w:val="16"/>
+              </w:rPr>
+              <w:t>EAC-1A</w:t>
+            </w:r>
+          </w:p>
+        </w:tc>
+        <w:tc>
+          <w:tcPr>
+            <w:tcW w:type="dxa" w:w="864"/>
+          </w:tcPr>
+          <w:p>
+            <w:r>
+              <w:rPr>
+                <w:sz w:val="16"/>
+              </w:rPr>
+              <w:t>0.00</w:t>
+            </w:r>
+          </w:p>
+        </w:tc>
+      </w:tr>
+      <w:tr>
+        <w:tc>
+          <w:tcPr>
+            <w:tcW w:type="dxa" w:w="720"/>
+          </w:tcPr>
+          <w:p>
+            <w:r>
+              <w:rPr>
+                <w:sz w:val="16"/>
+              </w:rPr>
+              <w:t>3</w:t>
+            </w:r>
+          </w:p>
+        </w:tc>
+        <w:tc>
+          <w:tcPr>
+            <w:tcW w:type="dxa" w:w="2016"/>
+          </w:tcPr>
+          <w:p>
+            <w:r>
+              <w:rPr>
+                <w:sz w:val="16"/>
+              </w:rPr>
+              <w:t>MLS-1</w:t>
+            </w:r>
+          </w:p>
+        </w:tc>
+        <w:tc>
+          <w:tcPr>
+            <w:tcW w:type="dxa" w:w="864"/>
+          </w:tcPr>
+          <w:p>
+            <w:r>
+              <w:rPr>
+                <w:sz w:val="16"/>
+              </w:rPr>
+              <w:t>0.02</w:t>
+            </w:r>
+          </w:p>
+        </w:tc>
+      </w:tr>
+      <w:tr>
+        <w:tc>
+          <w:tcPr>
+            <w:tcW w:type="dxa" w:w="720"/>
+          </w:tcPr>
+          <w:p>
+            <w:r>
+              <w:rPr>
+                <w:sz w:val="16"/>
+              </w:rPr>
+              <w:t>4</w:t>
+            </w:r>
+          </w:p>
+        </w:tc>
+        <w:tc>
+          <w:tcPr>
+            <w:tcW w:type="dxa" w:w="2016"/>
+          </w:tcPr>
+          <w:p>
+            <w:r>
+              <w:rPr>
+                <w:sz w:val="16"/>
+              </w:rPr>
+              <w:t>CAS-1</w:t>
+            </w:r>
+          </w:p>
+        </w:tc>
+        <w:tc>
+          <w:tcPr>
+            <w:tcW w:type="dxa" w:w="864"/>
+          </w:tcPr>
+          <w:p>
+            <w:r>
+              <w:rPr>
+                <w:sz w:val="16"/>
+              </w:rPr>
+              <w:t>0.04</w:t>
+            </w:r>
+          </w:p>
+        </w:tc>
+      </w:tr>
+      <w:tr>
+        <w:tc>
+          <w:tcPr>
+            <w:tcW w:type="dxa" w:w="720"/>
+          </w:tcPr>
+          <w:p>
+            <w:r>
+              <w:rPr>
+                <w:sz w:val="16"/>
+              </w:rPr>
+              <w:t>5</w:t>
+            </w:r>
+          </w:p>
+        </w:tc>
+        <w:tc>
+          <w:tcPr>
+            <w:tcW w:type="dxa" w:w="2016"/>
+          </w:tcPr>
+          <w:p>
+            <w:r>
+              <w:rPr>
+                <w:sz w:val="16"/>
+              </w:rPr>
+              <w:t>JSC-1</w:t>
+            </w:r>
+          </w:p>
+        </w:tc>
+        <w:tc>
+          <w:tcPr>
+            <w:tcW w:type="dxa" w:w="864"/>
+          </w:tcPr>
+          <w:p>
+            <w:r>
+              <w:rPr>
+                <w:sz w:val="16"/>
+              </w:rPr>
+              <w:t>0.04</w:t>
+            </w:r>
+          </w:p>
+        </w:tc>
+      </w:tr>
+      <w:tr>
+        <w:tc>
+          <w:tcPr>
+            <w:tcW w:type="dxa" w:w="720"/>
+          </w:tcPr>
+          <w:p>
+            <w:r>
+              <w:rPr>
+                <w:sz w:val="16"/>
+              </w:rPr>
+              <w:t>6</w:t>
+            </w:r>
+          </w:p>
+        </w:tc>
+        <w:tc>
+          <w:tcPr>
+            <w:tcW w:type="dxa" w:w="2016"/>
+          </w:tcPr>
+          <w:p>
+            <w:r>
+              <w:rPr>
+                <w:sz w:val="16"/>
+              </w:rPr>
+              <w:t>BP-1</w:t>
+            </w:r>
+          </w:p>
+        </w:tc>
+        <w:tc>
+          <w:tcPr>
+            <w:tcW w:type="dxa" w:w="864"/>
+          </w:tcPr>
+          <w:p>
+            <w:r>
+              <w:rPr>
+                <w:sz w:val="16"/>
+              </w:rPr>
+              <w:t>0.04</w:t>
+            </w:r>
+          </w:p>
+        </w:tc>
+      </w:tr>
+      <w:tr>
+        <w:tc>
+          <w:tcPr>
+            <w:tcW w:type="dxa" w:w="720"/>
+          </w:tcPr>
+          <w:p>
+            <w:r>
+              <w:rPr>
+                <w:sz w:val="16"/>
+              </w:rPr>
+              <w:t>7</w:t>
+            </w:r>
+          </w:p>
+        </w:tc>
+        <w:tc>
+          <w:tcPr>
+            <w:tcW w:type="dxa" w:w="2016"/>
+          </w:tcPr>
+          <w:p>
+            <w:r>
+              <w:rPr>
+                <w:sz w:val="16"/>
+              </w:rPr>
+              <w:t>LHS-1</w:t>
+            </w:r>
+          </w:p>
+        </w:tc>
+        <w:tc>
+          <w:tcPr>
+            <w:tcW w:type="dxa" w:w="864"/>
+          </w:tcPr>
+          <w:p>
+            <w:r>
+              <w:rPr>
+                <w:sz w:val="16"/>
+              </w:rPr>
+              <w:t>0.07</w:t>
+            </w:r>
+          </w:p>
+        </w:tc>
+      </w:tr>
+      <w:tr>
+        <w:tc>
+          <w:tcPr>
+            <w:tcW w:type="dxa" w:w="720"/>
+          </w:tcPr>
+          <w:p>
+            <w:r>
+              <w:rPr>
+                <w:sz w:val="16"/>
+              </w:rPr>
+              <w:t>8</w:t>
+            </w:r>
+          </w:p>
+        </w:tc>
+        <w:tc>
+          <w:tcPr>
+            <w:tcW w:type="dxa" w:w="2016"/>
+          </w:tcPr>
+          <w:p>
+            <w:r>
+              <w:rPr>
+                <w:sz w:val="16"/>
+              </w:rPr>
+              <w:t>KLS-1</w:t>
+            </w:r>
+          </w:p>
+        </w:tc>
+        <w:tc>
+          <w:tcPr>
+            <w:tcW w:type="dxa" w:w="864"/>
+          </w:tcPr>
+          <w:p>
+            <w:r>
+              <w:rPr>
+                <w:sz w:val="16"/>
+              </w:rPr>
+              <w:t>0.08</w:t>
+            </w:r>
+          </w:p>
+        </w:tc>
+      </w:tr>
+      <w:tr>
+        <w:tc>
+          <w:tcPr>
+            <w:tcW w:type="dxa" w:w="720"/>
+          </w:tcPr>
+          <w:p>
+            <w:r>
+              <w:rPr>
+                <w:sz w:val="16"/>
+              </w:rPr>
+              <w:t>9</w:t>
+            </w:r>
+          </w:p>
+        </w:tc>
+        <w:tc>
+          <w:tcPr>
+            <w:tcW w:type="dxa" w:w="2016"/>
+          </w:tcPr>
+          <w:p>
+            <w:r>
+              <w:rPr>
+                <w:sz w:val="16"/>
+              </w:rPr>
+              <w:t>LMS-1</w:t>
+            </w:r>
+          </w:p>
+        </w:tc>
+        <w:tc>
+          <w:tcPr>
+            <w:tcW w:type="dxa" w:w="864"/>
+          </w:tcPr>
+          <w:p>
+            <w:r>
+              <w:rPr>
+                <w:sz w:val="16"/>
+              </w:rPr>
+              <w:t>0.19</w:t>
+            </w:r>
+          </w:p>
+        </w:tc>
+      </w:tr>
+      <w:tr>
+        <w:tc>
+          <w:tcPr>
+            <w:tcW w:type="dxa" w:w="720"/>
+          </w:tcPr>
+          <w:p>
+            <w:r>
+              <w:rPr>
+                <w:sz w:val="16"/>
+              </w:rPr>
+              <w:t>10</w:t>
+            </w:r>
+          </w:p>
+        </w:tc>
+        <w:tc>
+          <w:tcPr>
+            <w:tcW w:type="dxa" w:w="2016"/>
+          </w:tcPr>
+          <w:p>
+            <w:r>
+              <w:rPr>
+                <w:sz w:val="16"/>
+              </w:rPr>
+              <w:t>TLS-01</w:t>
+            </w:r>
+          </w:p>
+        </w:tc>
+        <w:tc>
+          <w:tcPr>
+            <w:tcW w:type="dxa" w:w="864"/>
+          </w:tcPr>
+          <w:p>
+            <w:r>
+              <w:rPr>
+                <w:sz w:val="16"/>
+              </w:rPr>
+              <w:t>0.25</w:t>
+            </w:r>
+          </w:p>
+        </w:tc>
+      </w:tr>
+      <w:tr>
+        <w:tc>
+          <w:tcPr>
+            <w:tcW w:type="dxa" w:w="720"/>
+          </w:tcPr>
+          <w:p>
+            <w:r>
+              <w:rPr>
+                <w:sz w:val="16"/>
+              </w:rPr>
+              <w:t>11</w:t>
+            </w:r>
+          </w:p>
+        </w:tc>
+        <w:tc>
+          <w:tcPr>
+            <w:tcW w:type="dxa" w:w="2016"/>
+          </w:tcPr>
+          <w:p>
+            <w:r>
+              <w:rPr>
+                <w:sz w:val="16"/>
+              </w:rPr>
+              <w:t>CUG-1A</w:t>
+            </w:r>
+          </w:p>
+        </w:tc>
+        <w:tc>
+          <w:tcPr>
+            <w:tcW w:type="dxa" w:w="864"/>
+          </w:tcPr>
+          <w:p>
+            <w:r>
+              <w:rPr>
+                <w:sz w:val="16"/>
+              </w:rPr>
+              <w:t>0.25</w:t>
+            </w:r>
+          </w:p>
+        </w:tc>
+      </w:tr>
+      <w:tr>
+        <w:tc>
+          <w:tcPr>
+            <w:tcW w:type="dxa" w:w="720"/>
+          </w:tcPr>
+          <w:p>
+            <w:r>
+              <w:rPr>
+                <w:sz w:val="16"/>
+              </w:rPr>
+              <w:t>12</w:t>
+            </w:r>
+          </w:p>
+        </w:tc>
+        <w:tc>
+          <w:tcPr>
+            <w:tcW w:type="dxa" w:w="2016"/>
+          </w:tcPr>
+          <w:p>
+            <w:r>
+              <w:rPr>
+                <w:sz w:val="16"/>
+              </w:rPr>
+              <w:t>OPRL2N</w:t>
+            </w:r>
+          </w:p>
+        </w:tc>
+        <w:tc>
+          <w:tcPr>
+            <w:tcW w:type="dxa" w:w="864"/>
+          </w:tcPr>
+          <w:p>
+            <w:r>
+              <w:rPr>
+                <w:sz w:val="16"/>
+              </w:rPr>
+              <w:t>0.36</w:t>
+            </w:r>
+          </w:p>
+        </w:tc>
+      </w:tr>
+      <w:tr>
+        <w:tc>
+          <w:tcPr>
+            <w:tcW w:type="dxa" w:w="720"/>
+          </w:tcPr>
+          <w:p>
+            <w:r>
+              <w:rPr>
+                <w:sz w:val="16"/>
+              </w:rPr>
+              <w:t>13</w:t>
+            </w:r>
+          </w:p>
+        </w:tc>
+        <w:tc>
+          <w:tcPr>
+            <w:tcW w:type="dxa" w:w="2016"/>
+          </w:tcPr>
+          <w:p>
+            <w:r>
+              <w:rPr>
+                <w:sz w:val="16"/>
+              </w:rPr>
+              <w:t>NU-LHT-4M</w:t>
+            </w:r>
+          </w:p>
+        </w:tc>
+        <w:tc>
+          <w:tcPr>
+            <w:tcW w:type="dxa" w:w="864"/>
+          </w:tcPr>
+          <w:p>
+            <w:r>
+              <w:rPr>
+                <w:sz w:val="16"/>
+              </w:rPr>
+              <w:t>0.42</w:t>
+            </w:r>
+          </w:p>
+        </w:tc>
+      </w:tr>
+      <w:tr>
+        <w:tc>
+          <w:tcPr>
+            <w:tcW w:type="dxa" w:w="720"/>
+          </w:tcPr>
+          <w:p>
+            <w:r>
+              <w:rPr>
+                <w:sz w:val="16"/>
+              </w:rPr>
+              <w:t>14</w:t>
+            </w:r>
+          </w:p>
+        </w:tc>
+        <w:tc>
+          <w:tcPr>
+            <w:tcW w:type="dxa" w:w="2016"/>
+          </w:tcPr>
+          <w:p>
+            <w:r>
+              <w:rPr>
+                <w:sz w:val="16"/>
+              </w:rPr>
+              <w:t>FJS-1</w:t>
+            </w:r>
+          </w:p>
+        </w:tc>
+        <w:tc>
+          <w:tcPr>
+            <w:tcW w:type="dxa" w:w="864"/>
+          </w:tcPr>
+          <w:p>
+            <w:r>
+              <w:rPr>
+                <w:sz w:val="16"/>
+              </w:rPr>
+              <w:t>0.42</w:t>
+            </w:r>
+          </w:p>
+        </w:tc>
+      </w:tr>
+      <w:tr>
+        <w:tc>
+          <w:tcPr>
+            <w:tcW w:type="dxa" w:w="720"/>
+          </w:tcPr>
+          <w:p>
+            <w:r>
+              <w:rPr>
+                <w:sz w:val="16"/>
+              </w:rPr>
+              <w:t>15</w:t>
+            </w:r>
+          </w:p>
+        </w:tc>
+        <w:tc>
+          <w:tcPr>
+            <w:tcW w:type="dxa" w:w="2016"/>
+          </w:tcPr>
+          <w:p>
+            <w:r>
+              <w:rPr>
+                <w:sz w:val="16"/>
+              </w:rPr>
+              <w:t>WHU-1</w:t>
+            </w:r>
+          </w:p>
+        </w:tc>
+        <w:tc>
+          <w:tcPr>
+            <w:tcW w:type="dxa" w:w="864"/>
+          </w:tcPr>
+          <w:p>
+            <w:r>
+              <w:rPr>
+                <w:sz w:val="16"/>
+              </w:rPr>
+              <w:t>0.52</w:t>
+            </w:r>
+          </w:p>
+        </w:tc>
+      </w:tr>
+      <w:tr>
+        <w:tc>
+          <w:tcPr>
+            <w:tcW w:type="dxa" w:w="720"/>
+          </w:tcPr>
+          <w:p>
+            <w:r>
+              <w:rPr>
+                <w:sz w:val="16"/>
+              </w:rPr>
+              <w:t>16</w:t>
+            </w:r>
+          </w:p>
+        </w:tc>
+        <w:tc>
+          <w:tcPr>
+            <w:tcW w:type="dxa" w:w="2016"/>
+          </w:tcPr>
+          <w:p>
+            <w:r>
+              <w:rPr>
+                <w:sz w:val="16"/>
+              </w:rPr>
+              <w:t>CSM-LHT-1</w:t>
+            </w:r>
+          </w:p>
+        </w:tc>
+        <w:tc>
+          <w:tcPr>
+            <w:tcW w:type="dxa" w:w="864"/>
+          </w:tcPr>
+          <w:p>
+            <w:r>
+              <w:rPr>
+                <w:sz w:val="16"/>
+              </w:rPr>
+              <w:t>0.63</w:t>
+            </w:r>
+          </w:p>
+        </w:tc>
+      </w:tr>
+      <w:tr>
+        <w:tc>
+          <w:tcPr>
+            <w:tcW w:type="dxa" w:w="720"/>
+          </w:tcPr>
+          <w:p>
+            <w:r>
+              <w:rPr>
+                <w:sz w:val="16"/>
+              </w:rPr>
+              <w:t>17</w:t>
+            </w:r>
+          </w:p>
+        </w:tc>
+        <w:tc>
+          <w:tcPr>
+            <w:tcW w:type="dxa" w:w="2016"/>
+          </w:tcPr>
+          <w:p>
+            <w:r>
+              <w:rPr>
+                <w:sz w:val="16"/>
+              </w:rPr>
+              <w:t>CSM-LMT-1</w:t>
+            </w:r>
+          </w:p>
+        </w:tc>
+        <w:tc>
+          <w:tcPr>
+            <w:tcW w:type="dxa" w:w="864"/>
+          </w:tcPr>
+          <w:p>
+            <w:r>
+              <w:rPr>
+                <w:sz w:val="16"/>
+              </w:rPr>
+              <w:t>0.63</w:t>
+            </w:r>
+          </w:p>
+        </w:tc>
+      </w:tr>
+      <w:tr>
+        <w:tc>
+          <w:tcPr>
+            <w:tcW w:type="dxa" w:w="720"/>
+          </w:tcPr>
+          <w:p>
+            <w:r>
+              <w:rPr>
+                <w:sz w:val="16"/>
+              </w:rPr>
+              <w:t>18</w:t>
+            </w:r>
+          </w:p>
+        </w:tc>
+        <w:tc>
+          <w:tcPr>
+            <w:tcW w:type="dxa" w:w="2016"/>
+          </w:tcPr>
+          <w:p>
+            <w:r>
+              <w:rPr>
+                <w:sz w:val="16"/>
+              </w:rPr>
+              <w:t>OPRH3N</w:t>
+            </w:r>
+          </w:p>
+        </w:tc>
+        <w:tc>
+          <w:tcPr>
+            <w:tcW w:type="dxa" w:w="864"/>
+          </w:tcPr>
+          <w:p>
+            <w:r>
+              <w:rPr>
+                <w:sz w:val="16"/>
+              </w:rPr>
+              <w:t>0.63</w:t>
+            </w:r>
+          </w:p>
+        </w:tc>
+      </w:tr>
+      <w:tr>
+        <w:tc>
+          <w:tcPr>
+            <w:tcW w:type="dxa" w:w="720"/>
+          </w:tcPr>
+          <w:p>
+            <w:r>
+              <w:rPr>
+                <w:sz w:val="16"/>
+              </w:rPr>
+              <w:t>19</w:t>
+            </w:r>
+          </w:p>
+        </w:tc>
+        <w:tc>
+          <w:tcPr>
+            <w:tcW w:type="dxa" w:w="2016"/>
+          </w:tcPr>
+          <w:p>
+            <w:r>
+              <w:rPr>
+                <w:sz w:val="16"/>
+              </w:rPr>
+              <w:t>JSC-1A</w:t>
+            </w:r>
+          </w:p>
+        </w:tc>
+        <w:tc>
+          <w:tcPr>
+            <w:tcW w:type="dxa" w:w="864"/>
+          </w:tcPr>
+          <w:p>
+            <w:r>
+              <w:rPr>
+                <w:sz w:val="16"/>
+              </w:rPr>
+              <w:t>0.63</w:t>
+            </w:r>
+          </w:p>
+        </w:tc>
+      </w:tr>
+      <w:tr>
+        <w:tc>
+          <w:tcPr>
+            <w:tcW w:type="dxa" w:w="720"/>
+          </w:tcPr>
+          <w:p>
+            <w:r>
+              <w:rPr>
+                <w:sz w:val="16"/>
+              </w:rPr>
+              <w:t>20</w:t>
+            </w:r>
+          </w:p>
+        </w:tc>
+        <w:tc>
+          <w:tcPr>
+            <w:tcW w:type="dxa" w:w="2016"/>
+          </w:tcPr>
+          <w:p>
+            <w:r>
+              <w:rPr>
+                <w:sz w:val="16"/>
+              </w:rPr>
+              <w:t>PolyU-1</w:t>
+            </w:r>
+          </w:p>
+        </w:tc>
+        <w:tc>
+          <w:tcPr>
+            <w:tcW w:type="dxa" w:w="864"/>
+          </w:tcPr>
+          <w:p>
+            <w:r>
+              <w:rPr>
+                <w:sz w:val="16"/>
+              </w:rPr>
+              <w:t>0.71</w:t>
+            </w:r>
+          </w:p>
+        </w:tc>
+      </w:tr>
+      <w:tr>
+        <w:tc>
+          <w:tcPr>
+            <w:tcW w:type="dxa" w:w="720"/>
+          </w:tcPr>
+          <w:p>
+            <w:r>
+              <w:rPr>
+                <w:sz w:val="16"/>
+              </w:rPr>
+              <w:t>21</w:t>
+            </w:r>
+          </w:p>
+        </w:tc>
+        <w:tc>
+          <w:tcPr>
+            <w:tcW w:type="dxa" w:w="2016"/>
+          </w:tcPr>
+          <w:p>
+            <w:r>
+              <w:rPr>
+                <w:sz w:val="16"/>
+              </w:rPr>
+              <w:t>OB-1A</w:t>
+            </w:r>
+          </w:p>
+        </w:tc>
+        <w:tc>
+          <w:tcPr>
+            <w:tcW w:type="dxa" w:w="864"/>
+          </w:tcPr>
+          <w:p>
+            <w:r>
+              <w:rPr>
+                <w:sz w:val="16"/>
+              </w:rPr>
+              <w:t>0.79</w:t>
+            </w:r>
+          </w:p>
+        </w:tc>
+      </w:tr>
+      <w:tr>
+        <w:tc>
+          <w:tcPr>
+            <w:tcW w:type="dxa" w:w="720"/>
+          </w:tcPr>
+          <w:p>
+            <w:r>
+              <w:rPr>
+                <w:sz w:val="16"/>
+              </w:rPr>
+              <w:t>22</w:t>
+            </w:r>
+          </w:p>
+        </w:tc>
+        <w:tc>
+          <w:tcPr>
+            <w:tcW w:type="dxa" w:w="2016"/>
+          </w:tcPr>
+          <w:p>
+            <w:r>
+              <w:rPr>
+                <w:sz w:val="16"/>
+              </w:rPr>
+              <w:t>IGG-01</w:t>
+            </w:r>
+          </w:p>
+        </w:tc>
+        <w:tc>
+          <w:tcPr>
+            <w:tcW w:type="dxa" w:w="864"/>
+          </w:tcPr>
+          <w:p>
+            <w:r>
+              <w:rPr>
+                <w:sz w:val="16"/>
+              </w:rPr>
+              <w:t>1.00</w:t>
+            </w:r>
+          </w:p>
+        </w:tc>
+      </w:tr>
+      <w:tr>
+        <w:tc>
+          <w:tcPr>
+            <w:tcW w:type="dxa" w:w="720"/>
+          </w:tcPr>
+          <w:p>
+            <w:r>
+              <w:rPr>
+                <w:sz w:val="16"/>
+              </w:rPr>
+              <w:t>23</w:t>
+            </w:r>
+          </w:p>
+        </w:tc>
+        <w:tc>
+          <w:tcPr>
+            <w:tcW w:type="dxa" w:w="2016"/>
+          </w:tcPr>
+          <w:p>
+            <w:r>
+              <w:rPr>
+                <w:sz w:val="16"/>
+              </w:rPr>
+              <w:t>NAO-1</w:t>
+            </w:r>
+          </w:p>
+        </w:tc>
+        <w:tc>
+          <w:tcPr>
+            <w:tcW w:type="dxa" w:w="864"/>
+          </w:tcPr>
+          <w:p>
+            <w:r>
+              <w:rPr>
+                <w:sz w:val="16"/>
+              </w:rPr>
+              <w:t>1.00</w:t>
+            </w:r>
+          </w:p>
+        </w:tc>
+      </w:tr>
+    </w:tbl>
+    <w:p>
+      <w:pPr>
         <w:spacing w:after="0"/>
         <w:ind w:firstLine="288"/>
         <w:jc w:val="both"/>
@@ -303,7 +1329,7 @@
         <w:rPr>
           <w:sz w:val="20"/>
         </w:rPr>
-        <w:t>The index runs over the 23 simulants with a measured cohesion. Each gets a score in [0, 1], where 0 is friendliest to plants and 1 is riskiest. The scores are not evenly spread: most simulants sit below about 0.5 and only a handful reach the risky end, so the ranking is about picking out the few problem soils rather than splitting a smooth gradient. At the friendly end are LSS-ISAC-1 (0.00), EAC-1A (0.00), and MLS-1 (0.02), with LHS-1 (0.07) close behind. At the risky end IGG-01 and NAO-1 reach 1.00, with OB-1A (0.79) and PolyU-1 (0.71) just below; NAO-1 carries the very high measured cohesion and was always going to land here.</w:t>
+        <w:t>The index runs over the 23 simulants with a measured cohesion, listed in Table I. Each gets a score in [0, 1], where 0 is friendliest to plants and 1 is riskiest. The scores are not evenly spread: most simulants sit below about 0.5 and only a handful reach the risky end, so the ranking is about picking out the few problem soils rather than splitting a smooth gradient. At the friendly end are LSS-ISAC-1 (0.00), EAC-1A (0.00), and MLS-1 (0.02), with LHS-1 (0.07) close behind. At the risky end IGG-01 and NAO-1 reach 1.00, with OB-1A (0.79) and PolyU-1 (0.71) just below; NAO-1 carries the very high measured cohesion and was always going to land here.</w:t>
       </w:r>
     </w:p>
     <w:p>

--- a/paper/icdm/icdm.docx
+++ b/paper/icdm/icdm.docx
@@ -1321,6 +1321,63 @@
     </w:tbl>
     <w:p>
       <w:pPr>
+        <w:jc w:val="center"/>
+      </w:pPr>
+      <w:r>
+        <w:drawing>
+          <wp:inline xmlns:a="http://schemas.openxmlformats.org/drawingml/2006/main" xmlns:pic="http://schemas.openxmlformats.org/drawingml/2006/picture">
+            <wp:extent cx="2743200" cy="1775012"/>
+            <wp:docPr id="1" name="Picture 1"/>
+            <wp:cNvGraphicFramePr>
+              <a:graphicFrameLocks noChangeAspect="1"/>
+            </wp:cNvGraphicFramePr>
+            <a:graphic>
+              <a:graphicData uri="http://schemas.openxmlformats.org/drawingml/2006/picture">
+                <pic:pic>
+                  <pic:nvPicPr>
+                    <pic:cNvPr id="0" name="fig_scores.png"/>
+                    <pic:cNvPicPr/>
+                  </pic:nvPicPr>
+                  <pic:blipFill>
+                    <a:blip r:embed="rId9"/>
+                    <a:stretch>
+                      <a:fillRect/>
+                    </a:stretch>
+                  </pic:blipFill>
+                  <pic:spPr>
+                    <a:xfrm>
+                      <a:off x="0" y="0"/>
+                      <a:ext cx="2743200" cy="1775012"/>
+                    </a:xfrm>
+                    <a:prstGeom prst="rect"/>
+                  </pic:spPr>
+                </pic:pic>
+              </a:graphicData>
+            </a:graphic>
+          </wp:inline>
+        </w:drawing>
+      </w:r>
+    </w:p>
+    <w:p>
+      <w:pPr>
+        <w:jc w:val="center"/>
+      </w:pPr>
+      <w:r>
+        <w:rPr>
+          <w:b/>
+          <w:sz w:val="16"/>
+        </w:rPr>
+        <w:t xml:space="preserve">Fig. 1.  </w:t>
+      </w:r>
+      <w:r>
+        <w:rPr>
+          <w:sz w:val="16"/>
+        </w:rPr>
+        <w:t>Distribution of screening scores across the 23 simulants. Most sit at the low, plant-friendly end, with only a few reaching the risky end.</w:t>
+      </w:r>
+    </w:p>
+    <w:p>
+      <w:pPr>
         <w:spacing w:after="0"/>
         <w:ind w:firstLine="288"/>
         <w:jc w:val="both"/>
@@ -1329,7 +1386,7 @@
         <w:rPr>
           <w:sz w:val="20"/>
         </w:rPr>
-        <w:t>The index runs over the 23 simulants with a measured cohesion, listed in Table I. Each gets a score in [0, 1], where 0 is friendliest to plants and 1 is riskiest. The scores are not evenly spread: most simulants sit below about 0.5 and only a handful reach the risky end, so the ranking is about picking out the few problem soils rather than splitting a smooth gradient. At the friendly end are LSS-ISAC-1 (0.00), EAC-1A (0.00), and MLS-1 (0.02), with LHS-1 (0.07) close behind. At the risky end IGG-01 and NAO-1 reach 1.00, with OB-1A (0.79) and PolyU-1 (0.71) just below; NAO-1 carries the very high measured cohesion and was always going to land here.</w:t>
+        <w:t>The index runs over the 23 simulants with a measured cohesion, listed in Table I. Each gets a score in [0, 1], where 0 is friendliest to plants and 1 is riskiest. The scores are not evenly spread (Fig. 1): most simulants sit below about 0.5 and only a handful reach the risky end, so the ranking is about picking out the few problem soils rather than splitting a smooth gradient. At the friendly end are LSS-ISAC-1 (0.00), EAC-1A (0.00), and MLS-1 (0.02), with LHS-1 (0.07) close behind. At the risky end IGG-01 and NAO-1 reach 1.00, with OB-1A (0.79) and PolyU-1 (0.71) just below; NAO-1 carries the very high measured cohesion and was always going to land here.</w:t>
       </w:r>
     </w:p>
     <w:p>

--- a/paper/icdm/icdm.docx
+++ b/paper/icdm/icdm.docx
@@ -264,7 +264,7 @@
         <w:rPr>
           <w:sz w:val="20"/>
         </w:rPr>
-        <w:t>For the chemistry side the OSD-670 data [1] is used. As the simulant fraction rises, soil pH rises and radish biomass drops. The drop is measured as a deficit against the all-peat control and fit against pH with a straight line, giving deficit = 0.351 pH - 1.675. The fit is tight (R2 = 0.975) but rests on only four points, so it is treated as a rough calibration, not a validated model.</w:t>
+        <w:t>For the chemistry side the OSD-670 data [1] is used. As the simulant fraction rises, soil pH rises and radish biomass drops. The drop is measured as a deficit against the all-peat control and fit against pH with a straight line, giving deficit = 0.351 pH - 1.675. The fit is tight (R2 = 0.975) but rests on only four points, so it is treated as a rough calibration, not a validated model. The four mixtures span pH 4.7 to 7.0, so applying the line to JSC-1A at pH 9.6 reaches well past the fitted range and pins its chemistry term at the ceiling.</w:t>
       </w:r>
     </w:p>
     <w:p>

--- a/paper/icdm/icdm.docx
+++ b/paper/icdm/icdm.docx
@@ -1425,7 +1425,7 @@
         <w:rPr>
           <w:sz w:val="20"/>
         </w:rPr>
-        <w:t>To test stability, every cohesion value was jittered by up to 20 percent and the whole index rebuilt 2000 times. The friendliest three simulants stayed in the friendly group in about 78 percent of runs and the riskiest three in about 67 percent, with a median Kendall tau of 0.95 against the original order. The order barely moves overall; where it moves is the middle, where several simulants sit within a few hundredths and swap places. So the two ends are solid and the middle band should not be read as an exact order.</w:t>
+        <w:t>To test stability, every cohesion value was jittered by up to 20 percent and the compaction ranking rebuilt 2000 times. The friendliest three simulants stayed in the friendly group in about 78 percent of runs and the riskiest three in about 67 percent, with a median Kendall tau of 0.95 against the original order. The order barely moves overall; where it moves is the middle, where several simulants sit within a few hundredths and swap places. So the two ends are solid and the middle band should not be read as an exact order. This test moves the compaction scores only, so it does not probe JSC-1A, the single row the chemistry term adjusts.</w:t>
       </w:r>
     </w:p>
     <w:p>

--- a/paper/icdm/icdm.docx
+++ b/paper/icdm/icdm.docx
@@ -1507,6 +1507,58 @@
       </w:r>
     </w:p>
     <w:p>
+      <w:pPr>
+        <w:spacing w:before="120" w:after="60"/>
+        <w:jc w:val="center"/>
+      </w:pPr>
+      <w:r>
+        <w:rPr>
+          <w:b/>
+          <w:sz w:val="20"/>
+        </w:rPr>
+        <w:t>VIII.  ACKNOWLEDGMENT</w:t>
+      </w:r>
+    </w:p>
+    <w:p>
+      <w:pPr>
+        <w:spacing w:after="0"/>
+        <w:ind w:firstLine="288"/>
+        <w:jc w:val="both"/>
+      </w:pPr>
+      <w:r>
+        <w:rPr>
+          <w:sz w:val="20"/>
+        </w:rPr>
+        <w:t>The author thanks Seo Ho Song for guidance, and the teams behind the Gasteiner database, PlanetGSD, and the OSD-670 study for making their measurements public.</w:t>
+      </w:r>
+    </w:p>
+    <w:p>
+      <w:pPr>
+        <w:spacing w:before="120" w:after="60"/>
+        <w:jc w:val="center"/>
+      </w:pPr>
+      <w:r>
+        <w:rPr>
+          <w:b/>
+          <w:sz w:val="20"/>
+        </w:rPr>
+        <w:t>IX.  DATA AND CODE AVAILABILITY</w:t>
+      </w:r>
+    </w:p>
+    <w:p>
+      <w:pPr>
+        <w:spacing w:after="0"/>
+        <w:ind w:firstLine="288"/>
+        <w:jc w:val="both"/>
+      </w:pPr>
+      <w:r>
+        <w:rPr>
+          <w:sz w:val="20"/>
+        </w:rPr>
+        <w:t>Every input used here is public and cited above. The code that cleans the data, builds the score, and runs the checks is available at github.com/ikonkim2027-Korea/regolith-crop-screening.</w:t>
+      </w:r>
+    </w:p>
+    <w:p>
       <w:r>
         <w:rPr>
           <w:b/>

--- a/paper/icdm/icdm.docx
+++ b/paper/icdm/icdm.docx
@@ -24,6 +24,8 @@
         <w:t>High School Student</w:t>
         <w:br/>
         <w:t>St. Mark's School</w:t>
+        <w:br/>
+        <w:t>ikonkim2027@gmail.com</w:t>
       </w:r>
     </w:p>
     <w:p>
@@ -1575,7 +1577,7 @@
         <w:rPr>
           <w:sz w:val="16"/>
         </w:rPr>
-        <w:t>[1] R. Russell et al., "Testing CI asteroid regolith simulant as a plant growth medium," Planetary Science Journal, vol. 3, no. 7, art. 155, 2022.</w:t>
+        <w:t>[1] S. J. Russell, S. K. Fieber-Beyer, and K. A. Yurkonis, "CI asteroid regolith as an in situ plant growth medium for space crop production," Planetary Science Journal, vol. 3, no. 7, art. 155, 2022, doi:10.3847/PSJ/ac74c9.</w:t>
       </w:r>
     </w:p>
     <w:p>
@@ -1586,7 +1588,7 @@
         <w:rPr>
           <w:sz w:val="16"/>
         </w:rPr>
-        <w:t>[2] L. Gasteiner, N. Murdoch, and A. D'Angelo, "An open database of lunar regolith and simulant mechanical properties," arXiv:2602.03829, 2026.</w:t>
+        <w:t>[2] L. Gasteiner, N. Murdoch, et al., "An open database of lunar regolith and simulants properties," arXiv:2602.03829, 2026.</w:t>
       </w:r>
     </w:p>
     <w:p>
@@ -1597,7 +1599,7 @@
         <w:rPr>
           <w:sz w:val="16"/>
         </w:rPr>
-        <w:t>[3] PlanetGSD 1.0: a global grain-size database for planetary surfaces, Earth System Science Data, 2026.</w:t>
+        <w:t>[3] A global dataset of grain-size distributions from Earth, the Moon, and Mars, Earth System Science Data, preprint essd-2026-206, 2026.</w:t>
       </w:r>
     </w:p>
     <w:p>
@@ -1630,7 +1632,7 @@
         <w:rPr>
           <w:sz w:val="16"/>
         </w:rPr>
-        <w:t>[6] L. G. Duri et al., "The potential of regolith simulants as agricultural substrates," Frontiers in Astronomy and Space Sciences, vol. 8, art. 747821, 2022.</w:t>
+        <w:t>[6] L. G. Duri et al., "The potential for lunar and Martian regolith simulants to sustain plant growth: a multidisciplinary overview," Frontiers in Astronomy and Space Sciences, vol. 8, art. 747821, 2022.</w:t>
       </w:r>
     </w:p>
     <w:p>
@@ -1641,7 +1643,7 @@
         <w:rPr>
           <w:sz w:val="16"/>
         </w:rPr>
-        <w:t>[7] J. Dotson et al., "Cohesion and bulk density relationships for compacted regolith," Icarus, vol. 411, art. 115943, 2024.</w:t>
+        <w:t>[7] B. Dotson et al., "Cohesion and shear strength of compacted lunar and Martian regolith simulants," Icarus, vol. 411, art. 115943, 2024.</w:t>
       </w:r>
     </w:p>
     <w:p>

--- a/paper/icdm/icdm.docx
+++ b/paper/icdm/icdm.docx
@@ -1479,7 +1479,7 @@
         <w:rPr>
           <w:sz w:val="20"/>
         </w:rPr>
-        <w:t>The limits are worth naming. The chemistry calibration rests on four points from one study, so the pH-to-stress line is a rough guide. Only one ranked simulant has a published pH, so the chemistry term hardly touches the ranking. The cohesion values come from very different tests, which is exactly why the random forest could not fit them. And the plant check covers only two soils. None of these break the screen, but they set a ceiling on how much weight the exact scores can carry. The clearest next step is more pH and CEC values, so the chemistry side does real work across the table rather than on a single row.</w:t>
+        <w:t>The limits are worth naming. The chemistry calibration rests on four points from one study, so the pH-to-stress line is a rough guide. Only one ranked simulant has a published pH, so the chemistry term hardly touches the ranking. The cohesion values come from very different tests, which is exactly why the random forest could not fit them. That same spread shows up across properties: cohesion, friction angle, and bulk density barely correlate here (Spearman near zero), so ranking by another mechanical property would not reproduce this order. The score reflects cohesion specifically, the property Russell tied to crusting, rather than a general strength axis. And the plant check covers only two soils. None of these break the screen, but they set a ceiling on how much weight the exact scores can carry. The clearest next step is more pH and CEC values, though published measurements for these simulants are scarce, so filling that column may mean measuring them rather than mining papers.</w:t>
       </w:r>
     </w:p>
     <w:p>

--- a/paper/icdm/icdm.docx
+++ b/paper/icdm/icdm.docx
@@ -1479,7 +1479,7 @@
         <w:rPr>
           <w:sz w:val="20"/>
         </w:rPr>
-        <w:t>The limits are worth naming. The chemistry calibration rests on four points from one study, so the pH-to-stress line is a rough guide. Only one ranked simulant has a published pH, so the chemistry term hardly touches the ranking. The cohesion values come from very different tests, which is exactly why the random forest could not fit them. That same spread shows up across properties: cohesion, friction angle, and bulk density barely correlate here (Spearman near zero), so ranking by another mechanical property would not reproduce this order. The score reflects cohesion specifically, the property Russell tied to crusting, rather than a general strength axis. And the plant check covers only two soils. None of these break the screen, but they set a ceiling on how much weight the exact scores can carry. The clearest next step is more pH and CEC values, though published measurements for these simulants are scarce, so filling that column may mean measuring them rather than mining papers.</w:t>
+        <w:t>The limits are worth naming. The chemistry calibration rests on four points from one study, so the pH-to-stress line is a rough guide. Only one ranked simulant has a published pH, so the chemistry term hardly touches the ranking. The cohesion values come from very different tests, which is exactly why the random forest could not fit them. That same spread shows up across properties: cohesion, friction angle, and bulk density barely correlate here (Spearman weak and not significant), so ranking by another mechanical property would not reproduce this order. The score reflects cohesion specifically, the property Russell tied to crusting, rather than a general strength axis. And the plant check covers only two soils. None of these break the screen, but they set a ceiling on how much weight the exact scores can carry. The clearest next step is more pH and CEC values, though published measurements for these simulants are scarce, so filling that column may mean measuring them rather than mining papers.</w:t>
       </w:r>
     </w:p>
     <w:p>

--- a/paper/icdm/icdm.docx
+++ b/paper/icdm/icdm.docx
@@ -9,7 +9,7 @@
       <w:r>
         <w:rPr>
           <w:b/>
-          <w:sz w:val="36"/>
+          <w:sz w:val="48"/>
         </w:rPr>
         <w:t>From Soil Mechanics to Crop Stress: Screening Regolith Simulants for Plant Suitability from Public Soil Data</w:t>
       </w:r>
@@ -32,7 +32,7 @@
       <w:pPr>
         <w:sectPr>
           <w:pgSz w:w="12240" w:h="15840"/>
-          <w:pgMar w:top="1080" w:right="900" w:bottom="1440" w:left="900" w:header="720" w:footer="720" w:gutter="0"/>
+          <w:pgMar w:top="1440" w:right="1170" w:bottom="1620" w:left="1170" w:header="720" w:footer="720" w:gutter="0"/>
           <w:cols w:space="720"/>
           <w:docGrid w:linePitch="360"/>
         </w:sectPr>
@@ -1671,8 +1671,8 @@
     <w:sectPr>
       <w:type w:val="continuous"/>
       <w:pgSz w:w="12240" w:h="15840"/>
-      <w:pgMar w:top="1080" w:right="900" w:bottom="1440" w:left="900" w:header="720" w:footer="720" w:gutter="0"/>
-      <w:cols w:space="288" w:num="2"/>
+      <w:pgMar w:top="1440" w:right="1170" w:bottom="1620" w:left="1170" w:header="720" w:footer="720" w:gutter="0"/>
+      <w:cols w:space="450" w:num="2"/>
       <w:docGrid w:linePitch="360"/>
     </w:sectPr>
   </w:body>

--- a/paper/icdm/icdm.docx
+++ b/paper/icdm/icdm.docx
@@ -55,7 +55,7 @@
           <w:i/>
           <w:sz w:val="18"/>
         </w:rPr>
-        <w:t>Growing crops on the Moon or Mars means growing them in regolith, and testing whether plants tolerate a given simulant takes a multi-week growth trial, so only a few of the many published simulants have been tested. This work asks whether public soil measurements alone can screen simulants for how hard they are on plants, before any trial. Three public datasets, engineering properties, grain size, and plant results, are joined into one table keyed by simulant. A random forest that tries to predict cohesion from the other properties fails under mission-grouped cross validation (R2 below zero); this negative result is reported because it reflects how noisy the pooled cohesion data is. In its place a screening score is built from measured cohesion and a small pH-to-stress calibration, and 23 simulants are ranked from friendliest to riskiest. The ranking agrees with the two simulants that have published growth results, and a jitter test shows the friendly and risky ends are stable while the middle is not. The result is a reproducible screen that flags likely problem soils from data that already exists.</w:t>
+        <w:t>Growing crops on the Moon or Mars means growing them in regolith, and testing whether plants tolerate a given simulant takes a multi-week growth trial, so only a few of the many published simulants have been tested. This work asks whether public soil measurements alone can screen simulants for how hard they are on plants, before any trial. Three public datasets, engineering properties, grain size, and plant results, are joined into one table keyed by simulant. A random forest that tries to predict cohesion from the other properties fails under mission-grouped cross validation (R2 below zero); this negative result is reported because it reflects how noisy the pooled cohesion data is. In its place a screening score is built from measured cohesion and a small pH-to-stress calibration, and 23 simulants are ranked from friendliest to riskiest. The ranking agrees with the two simulants that have published growth results, and a jitter test shows the friendly and risky ends are stable while the middle is not. The result is a reproducible screen for crusting risk, the physical failure mode that soil amendments do not fix, built from data that already exists.</w:t>
       </w:r>
     </w:p>
     <w:p>
@@ -1427,6 +1427,19 @@
         <w:rPr>
           <w:sz w:val="20"/>
         </w:rPr>
+        <w:t>Chasing more growth results would not sharpen this much. A recent systematic review of cultivation studies reports that unamended simulants nearly all grow plants poorly, held back mainly by their chemistry rather than their structure [10]. That is what makes a physical screen worth building: chemistry can be corrected with amendments, but the crusting risk this index measures is what remains after it is.</w:t>
+      </w:r>
+    </w:p>
+    <w:p>
+      <w:pPr>
+        <w:spacing w:after="0"/>
+        <w:ind w:firstLine="288"/>
+        <w:jc w:val="both"/>
+      </w:pPr>
+      <w:r>
+        <w:rPr>
+          <w:sz w:val="20"/>
+        </w:rPr>
         <w:t>To test stability, every cohesion value was jittered by up to 20 percent and the compaction ranking rebuilt 2000 times. The friendliest three simulants stayed in the friendly group in about 78 percent of runs and the riskiest three in about 67 percent, with a median Kendall tau of 0.95 against the original order. The order barely moves overall; where it moves is the middle, where several simulants sit within a few hundredths and swap places. So the two ends are solid and the middle band should not be read as an exact order. This test moves the compaction scores only, so it does not probe JSC-1A, the single row the chemistry term adjusts.</w:t>
       </w:r>
     </w:p>
@@ -1666,6 +1679,17 @@
           <w:sz w:val="16"/>
         </w:rPr>
         <w:t>[9] O. E. Gundersen and S. Kjensmo, "State of the art: reproducibility in artificial intelligence," in Proc. AAAI, 2018.</w:t>
+      </w:r>
+    </w:p>
+    <w:p>
+      <w:pPr>
+        <w:spacing w:after="0"/>
+      </w:pPr>
+      <w:r>
+        <w:rPr>
+          <w:sz w:val="16"/>
+        </w:rPr>
+        <w:t>[10] A. Kamouh, D. Chami, A. A. Abdelmouneim, R. Khadra, and S. De Pascale, "A systematic review of plant cultivation and growth in extraterrestrial regolith simulants," Life Sciences in Space Research, 2026, doi:10.1016/j.lssr.2026.04.005.</w:t>
       </w:r>
     </w:p>
     <w:sectPr>

--- a/paper/icdm/icdm.docx
+++ b/paper/icdm/icdm.docx
@@ -1531,7 +1531,7 @@
           <w:b/>
           <w:sz w:val="20"/>
         </w:rPr>
-        <w:t>VIII.  ACKNOWLEDGMENT</w:t>
+        <w:t>ACKNOWLEDGMENT</w:t>
       </w:r>
     </w:p>
     <w:p>
@@ -1557,7 +1557,7 @@
           <w:b/>
           <w:sz w:val="20"/>
         </w:rPr>
-        <w:t>IX.  DATA AND CODE AVAILABILITY</w:t>
+        <w:t>DATA AND CODE AVAILABILITY</w:t>
       </w:r>
     </w:p>
     <w:p>

--- a/paper/icdm/icdm.docx
+++ b/paper/icdm/icdm.docx
@@ -1544,7 +1544,7 @@
         <w:rPr>
           <w:sz w:val="20"/>
         </w:rPr>
-        <w:t>The author thanks Seo Ho Song for guidance, and the teams behind the Gasteiner database, PlanetGSD, and the OSD-670 study for making their measurements public.</w:t>
+        <w:t>The author thanks Dr. Seo Ho Song for guidance, and the teams behind the Gasteiner database, PlanetGSD, and the OSD-670 study for making their measurements public.</w:t>
       </w:r>
     </w:p>
     <w:p>

--- a/paper/icdm/icdm.docx
+++ b/paper/icdm/icdm.docx
@@ -1689,7 +1689,7 @@
         <w:rPr>
           <w:sz w:val="16"/>
         </w:rPr>
-        <w:t>[10] A. Kamouh, D. Chami, A. A. Abdelmouneim, R. Khadra, and S. De Pascale, "A systematic review of plant cultivation and growth in extraterrestrial regolith simulants," Life Sciences in Space Research, 2026, doi:10.1016/j.lssr.2026.04.005.</w:t>
+        <w:t>[10] A. El Kamouh, D. El Chami, A. A. Abdelmouneim, R. Khadra, and S. De Pascale, "A systematic review of plant cultivation and growth in extraterrestrial regolith simulants," Life Sciences in Space Research, 2026, in press, doi:10.1016/j.lssr.2026.04.005.</w:t>
       </w:r>
     </w:p>
     <w:sectPr>

--- a/paper/icdm/icdm.docx
+++ b/paper/icdm/icdm.docx
@@ -1570,7 +1570,7 @@
         <w:rPr>
           <w:sz w:val="20"/>
         </w:rPr>
-        <w:t>Every input used here is public and cited above. The code that cleans the data, builds the score, and runs the checks is available at github.com/ikonkim2027-Korea/regolith-crop-screening.</w:t>
+        <w:t>Every input here is public and cited above; nothing was measured for this study. The pipeline is version-controlled and tested, and every number, table, and figure in this paper regenerates from a single script, including the model that failed and the checks that flag the weak spots. The full history is at github.com/ikonkim2027-Korea/regolith-crop-screening.</w:t>
       </w:r>
     </w:p>
     <w:p>

--- a/paper/icdm/icdm.docx
+++ b/paper/icdm/icdm.docx
@@ -1570,7 +1570,24 @@
         <w:rPr>
           <w:sz w:val="20"/>
         </w:rPr>
-        <w:t>Every input here is public and cited above; nothing was measured for this study. The pipeline is version-controlled and tested, and every number, table, and figure in this paper regenerates from a single script, including the model that failed and the checks that flag the weak spots. The full history is at github.com/ikonkim2027-Korea/regolith-crop-screening.</w:t>
+        <w:t xml:space="preserve">Every input here is public and cited above; nothing was measured for this study. The pipeline is version-controlled and tested, and every number, table, and figure in this paper regenerates from a single script, including the model that failed and the checks that flag the weak spots. The full history is at </w:t>
+      </w:r>
+      <w:hyperlink r:id="rId10">
+        <w:r>
+          <w:rPr>
+            <w:rFonts w:ascii="Times New Roman" w:hAnsi="Times New Roman"/>
+            <w:color w:val="0563C1"/>
+            <w:u w:val="single"/>
+            <w:sz w:val="20"/>
+          </w:rPr>
+          <w:t>github.com/ikonkim2027-Korea/regolith-crop-screening</w:t>
+        </w:r>
+      </w:hyperlink>
+      <w:r>
+        <w:rPr>
+          <w:sz w:val="20"/>
+        </w:rPr>
+        <w:t>.</w:t>
       </w:r>
     </w:p>
     <w:p>
